--- a/Assembly/assignment6/assignment6.docx
+++ b/Assembly/assignment6/assignment6.docx
@@ -1877,7 +1877,27 @@
           <w:sz w:val="16"/>
           <w:szCs w:val="16"/>
         </w:rPr>
-        <w:t>|1     |2100    |05           |</w:t>
+        <w:t>|1     |2100</w:t>
+      </w:r>
+      <w:r>
+        <w:rPr>
+          <w:rFonts w:ascii="JetBrains Mono" w:hAnsi="JetBrains Mono" w:cs="JetBrains Mono"/>
+          <w:b/>
+          <w:bCs/>
+          <w:sz w:val="16"/>
+          <w:szCs w:val="16"/>
+        </w:rPr>
+        <w:t>H</w:t>
+      </w:r>
+      <w:r>
+        <w:rPr>
+          <w:rFonts w:ascii="JetBrains Mono" w:hAnsi="JetBrains Mono" w:cs="JetBrains Mono"/>
+          <w:b/>
+          <w:bCs/>
+          <w:sz w:val="16"/>
+          <w:szCs w:val="16"/>
+        </w:rPr>
+        <w:t xml:space="preserve">   |05           |</w:t>
       </w:r>
       <w:r>
         <w:rPr>
@@ -1907,7 +1927,27 @@
           <w:sz w:val="16"/>
           <w:szCs w:val="16"/>
         </w:rPr>
-        <w:t>|2     |2101    |31           |</w:t>
+        <w:t>|2     |2101</w:t>
+      </w:r>
+      <w:r>
+        <w:rPr>
+          <w:rFonts w:ascii="JetBrains Mono" w:hAnsi="JetBrains Mono" w:cs="JetBrains Mono"/>
+          <w:b/>
+          <w:bCs/>
+          <w:sz w:val="16"/>
+          <w:szCs w:val="16"/>
+        </w:rPr>
+        <w:t>H</w:t>
+      </w:r>
+      <w:r>
+        <w:rPr>
+          <w:rFonts w:ascii="JetBrains Mono" w:hAnsi="JetBrains Mono" w:cs="JetBrains Mono"/>
+          <w:b/>
+          <w:bCs/>
+          <w:sz w:val="16"/>
+          <w:szCs w:val="16"/>
+        </w:rPr>
+        <w:t xml:space="preserve">   |31           |</w:t>
       </w:r>
       <w:r>
         <w:rPr>
@@ -1937,7 +1977,27 @@
           <w:sz w:val="16"/>
           <w:szCs w:val="16"/>
         </w:rPr>
-        <w:t>|3     |2102    |35           |</w:t>
+        <w:t>|3     |2102</w:t>
+      </w:r>
+      <w:r>
+        <w:rPr>
+          <w:rFonts w:ascii="JetBrains Mono" w:hAnsi="JetBrains Mono" w:cs="JetBrains Mono"/>
+          <w:b/>
+          <w:bCs/>
+          <w:sz w:val="16"/>
+          <w:szCs w:val="16"/>
+        </w:rPr>
+        <w:t>H</w:t>
+      </w:r>
+      <w:r>
+        <w:rPr>
+          <w:rFonts w:ascii="JetBrains Mono" w:hAnsi="JetBrains Mono" w:cs="JetBrains Mono"/>
+          <w:b/>
+          <w:bCs/>
+          <w:sz w:val="16"/>
+          <w:szCs w:val="16"/>
+        </w:rPr>
+        <w:t xml:space="preserve">   |35           |</w:t>
       </w:r>
       <w:r>
         <w:rPr>
@@ -1967,7 +2027,27 @@
           <w:sz w:val="16"/>
           <w:szCs w:val="16"/>
         </w:rPr>
-        <w:t>|4     |2103    |46           |</w:t>
+        <w:t>|4     |2103</w:t>
+      </w:r>
+      <w:r>
+        <w:rPr>
+          <w:rFonts w:ascii="JetBrains Mono" w:hAnsi="JetBrains Mono" w:cs="JetBrains Mono"/>
+          <w:b/>
+          <w:bCs/>
+          <w:sz w:val="16"/>
+          <w:szCs w:val="16"/>
+        </w:rPr>
+        <w:t>H</w:t>
+      </w:r>
+      <w:r>
+        <w:rPr>
+          <w:rFonts w:ascii="JetBrains Mono" w:hAnsi="JetBrains Mono" w:cs="JetBrains Mono"/>
+          <w:b/>
+          <w:bCs/>
+          <w:sz w:val="16"/>
+          <w:szCs w:val="16"/>
+        </w:rPr>
+        <w:t xml:space="preserve">   |46           |</w:t>
       </w:r>
       <w:r>
         <w:rPr>
@@ -1997,7 +2077,27 @@
           <w:sz w:val="16"/>
           <w:szCs w:val="16"/>
         </w:rPr>
-        <w:t>|5     |2104    |29           |</w:t>
+        <w:t>|5     |2104</w:t>
+      </w:r>
+      <w:r>
+        <w:rPr>
+          <w:rFonts w:ascii="JetBrains Mono" w:hAnsi="JetBrains Mono" w:cs="JetBrains Mono"/>
+          <w:b/>
+          <w:bCs/>
+          <w:sz w:val="16"/>
+          <w:szCs w:val="16"/>
+        </w:rPr>
+        <w:t>H</w:t>
+      </w:r>
+      <w:r>
+        <w:rPr>
+          <w:rFonts w:ascii="JetBrains Mono" w:hAnsi="JetBrains Mono" w:cs="JetBrains Mono"/>
+          <w:b/>
+          <w:bCs/>
+          <w:sz w:val="16"/>
+          <w:szCs w:val="16"/>
+        </w:rPr>
+        <w:t xml:space="preserve">   |29           |</w:t>
       </w:r>
       <w:r>
         <w:rPr>
@@ -2027,7 +2127,27 @@
           <w:sz w:val="16"/>
           <w:szCs w:val="16"/>
         </w:rPr>
-        <w:t>|6     |2105    |12           |</w:t>
+        <w:t>|6     |2105</w:t>
+      </w:r>
+      <w:r>
+        <w:rPr>
+          <w:rFonts w:ascii="JetBrains Mono" w:hAnsi="JetBrains Mono" w:cs="JetBrains Mono"/>
+          <w:b/>
+          <w:bCs/>
+          <w:sz w:val="16"/>
+          <w:szCs w:val="16"/>
+        </w:rPr>
+        <w:t>H</w:t>
+      </w:r>
+      <w:r>
+        <w:rPr>
+          <w:rFonts w:ascii="JetBrains Mono" w:hAnsi="JetBrains Mono" w:cs="JetBrains Mono"/>
+          <w:b/>
+          <w:bCs/>
+          <w:sz w:val="16"/>
+          <w:szCs w:val="16"/>
+        </w:rPr>
+        <w:t xml:space="preserve">   |12           |</w:t>
       </w:r>
       <w:r>
         <w:rPr>
@@ -2112,7 +2232,15 @@
           <w:szCs w:val="15"/>
         </w:rPr>
         <w:br/>
-        <w:t>LXI H, 0834H</w:t>
+        <w:t xml:space="preserve">LXI H, </w:t>
+      </w:r>
+      <w:r>
+        <w:rPr>
+          <w:rFonts w:ascii="JetBrains Mono" w:hAnsi="JetBrains Mono" w:cs="JetBrains Mono"/>
+          <w:sz w:val="15"/>
+          <w:szCs w:val="15"/>
+        </w:rPr>
+        <w:t>2100H</w:t>
       </w:r>
       <w:r>
         <w:rPr>
@@ -2557,7 +2685,55 @@
           <w:sz w:val="15"/>
           <w:szCs w:val="15"/>
         </w:rPr>
-        <w:t>|4203   |LXI H 0834H    |21 34 08    |Immediate      |3 bytes         |HL &lt;- 0834H         |</w:t>
+        <w:t xml:space="preserve">|4203   |LXI H </w:t>
+      </w:r>
+      <w:r>
+        <w:rPr>
+          <w:rFonts w:ascii="JetBrains Mono" w:hAnsi="JetBrains Mono" w:cs="JetBrains Mono"/>
+          <w:sz w:val="15"/>
+          <w:szCs w:val="15"/>
+        </w:rPr>
+        <w:t>2100H</w:t>
+      </w:r>
+      <w:r>
+        <w:rPr>
+          <w:rFonts w:ascii="JetBrains Mono" w:hAnsi="JetBrains Mono" w:cs="JetBrains Mono"/>
+          <w:sz w:val="15"/>
+          <w:szCs w:val="15"/>
+        </w:rPr>
+        <w:t xml:space="preserve">    |21 </w:t>
+      </w:r>
+      <w:r>
+        <w:rPr>
+          <w:rFonts w:ascii="JetBrains Mono" w:hAnsi="JetBrains Mono" w:cs="JetBrains Mono"/>
+          <w:sz w:val="15"/>
+          <w:szCs w:val="15"/>
+        </w:rPr>
+        <w:t>00 21</w:t>
+      </w:r>
+      <w:r>
+        <w:rPr>
+          <w:rFonts w:ascii="JetBrains Mono" w:hAnsi="JetBrains Mono" w:cs="JetBrains Mono"/>
+          <w:sz w:val="15"/>
+          <w:szCs w:val="15"/>
+        </w:rPr>
+        <w:t xml:space="preserve">    |Immediate      |3 bytes         |HL &lt;- </w:t>
+      </w:r>
+      <w:r>
+        <w:rPr>
+          <w:rFonts w:ascii="JetBrains Mono" w:hAnsi="JetBrains Mono" w:cs="JetBrains Mono"/>
+          <w:sz w:val="15"/>
+          <w:szCs w:val="15"/>
+        </w:rPr>
+        <w:t>2100H</w:t>
+      </w:r>
+      <w:r>
+        <w:rPr>
+          <w:rFonts w:ascii="JetBrains Mono" w:hAnsi="JetBrains Mono" w:cs="JetBrains Mono"/>
+          <w:sz w:val="15"/>
+          <w:szCs w:val="15"/>
+        </w:rPr>
+        <w:t xml:space="preserve">         |</w:t>
       </w:r>
     </w:p>
     <w:p>
@@ -3753,7 +3929,27 @@
           <w:sz w:val="16"/>
           <w:szCs w:val="16"/>
         </w:rPr>
-        <w:t>|1     |2100    |05           |</w:t>
+        <w:t>|1     |2100</w:t>
+      </w:r>
+      <w:r>
+        <w:rPr>
+          <w:rFonts w:ascii="JetBrains Mono" w:hAnsi="JetBrains Mono" w:cs="JetBrains Mono"/>
+          <w:b/>
+          <w:bCs/>
+          <w:sz w:val="16"/>
+          <w:szCs w:val="16"/>
+        </w:rPr>
+        <w:t>H</w:t>
+      </w:r>
+      <w:r>
+        <w:rPr>
+          <w:rFonts w:ascii="JetBrains Mono" w:hAnsi="JetBrains Mono" w:cs="JetBrains Mono"/>
+          <w:b/>
+          <w:bCs/>
+          <w:sz w:val="16"/>
+          <w:szCs w:val="16"/>
+        </w:rPr>
+        <w:t xml:space="preserve">   |05           |</w:t>
       </w:r>
       <w:r>
         <w:rPr>
@@ -3783,7 +3979,27 @@
           <w:sz w:val="16"/>
           <w:szCs w:val="16"/>
         </w:rPr>
-        <w:t>|2     |2101    |31           |</w:t>
+        <w:t>|2     |2101</w:t>
+      </w:r>
+      <w:r>
+        <w:rPr>
+          <w:rFonts w:ascii="JetBrains Mono" w:hAnsi="JetBrains Mono" w:cs="JetBrains Mono"/>
+          <w:b/>
+          <w:bCs/>
+          <w:sz w:val="16"/>
+          <w:szCs w:val="16"/>
+        </w:rPr>
+        <w:t>H</w:t>
+      </w:r>
+      <w:r>
+        <w:rPr>
+          <w:rFonts w:ascii="JetBrains Mono" w:hAnsi="JetBrains Mono" w:cs="JetBrains Mono"/>
+          <w:b/>
+          <w:bCs/>
+          <w:sz w:val="16"/>
+          <w:szCs w:val="16"/>
+        </w:rPr>
+        <w:t xml:space="preserve">   |31           |</w:t>
       </w:r>
       <w:r>
         <w:rPr>
@@ -3813,7 +4029,27 @@
           <w:sz w:val="16"/>
           <w:szCs w:val="16"/>
         </w:rPr>
-        <w:t>|3     |2102    |35           |</w:t>
+        <w:t>|3     |2102</w:t>
+      </w:r>
+      <w:r>
+        <w:rPr>
+          <w:rFonts w:ascii="JetBrains Mono" w:hAnsi="JetBrains Mono" w:cs="JetBrains Mono"/>
+          <w:b/>
+          <w:bCs/>
+          <w:sz w:val="16"/>
+          <w:szCs w:val="16"/>
+        </w:rPr>
+        <w:t>H</w:t>
+      </w:r>
+      <w:r>
+        <w:rPr>
+          <w:rFonts w:ascii="JetBrains Mono" w:hAnsi="JetBrains Mono" w:cs="JetBrains Mono"/>
+          <w:b/>
+          <w:bCs/>
+          <w:sz w:val="16"/>
+          <w:szCs w:val="16"/>
+        </w:rPr>
+        <w:t xml:space="preserve">   |35           |</w:t>
       </w:r>
       <w:r>
         <w:rPr>
@@ -3843,7 +4079,27 @@
           <w:sz w:val="16"/>
           <w:szCs w:val="16"/>
         </w:rPr>
-        <w:t>|4     |2103    |46           |</w:t>
+        <w:t>|4     |2103</w:t>
+      </w:r>
+      <w:r>
+        <w:rPr>
+          <w:rFonts w:ascii="JetBrains Mono" w:hAnsi="JetBrains Mono" w:cs="JetBrains Mono"/>
+          <w:b/>
+          <w:bCs/>
+          <w:sz w:val="16"/>
+          <w:szCs w:val="16"/>
+        </w:rPr>
+        <w:t>H</w:t>
+      </w:r>
+      <w:r>
+        <w:rPr>
+          <w:rFonts w:ascii="JetBrains Mono" w:hAnsi="JetBrains Mono" w:cs="JetBrains Mono"/>
+          <w:b/>
+          <w:bCs/>
+          <w:sz w:val="16"/>
+          <w:szCs w:val="16"/>
+        </w:rPr>
+        <w:t xml:space="preserve">   |46           |</w:t>
       </w:r>
       <w:r>
         <w:rPr>
@@ -3873,7 +4129,27 @@
           <w:sz w:val="16"/>
           <w:szCs w:val="16"/>
         </w:rPr>
-        <w:t>|5     |2104    |29           |</w:t>
+        <w:t>|5     |2104</w:t>
+      </w:r>
+      <w:r>
+        <w:rPr>
+          <w:rFonts w:ascii="JetBrains Mono" w:hAnsi="JetBrains Mono" w:cs="JetBrains Mono"/>
+          <w:b/>
+          <w:bCs/>
+          <w:sz w:val="16"/>
+          <w:szCs w:val="16"/>
+        </w:rPr>
+        <w:t>H</w:t>
+      </w:r>
+      <w:r>
+        <w:rPr>
+          <w:rFonts w:ascii="JetBrains Mono" w:hAnsi="JetBrains Mono" w:cs="JetBrains Mono"/>
+          <w:b/>
+          <w:bCs/>
+          <w:sz w:val="16"/>
+          <w:szCs w:val="16"/>
+        </w:rPr>
+        <w:t xml:space="preserve">   |29           |</w:t>
       </w:r>
       <w:r>
         <w:rPr>
@@ -4039,7 +4315,15 @@
           <w:szCs w:val="15"/>
         </w:rPr>
         <w:br/>
-        <w:t>LXI H, 0834H</w:t>
+        <w:t xml:space="preserve">LXI H, </w:t>
+      </w:r>
+      <w:r>
+        <w:rPr>
+          <w:rFonts w:ascii="JetBrains Mono" w:hAnsi="JetBrains Mono" w:cs="JetBrains Mono"/>
+          <w:sz w:val="15"/>
+          <w:szCs w:val="15"/>
+        </w:rPr>
+        <w:t>2100h</w:t>
       </w:r>
       <w:r>
         <w:rPr>
@@ -4704,7 +4988,55 @@
           <w:sz w:val="15"/>
           <w:szCs w:val="15"/>
         </w:rPr>
-        <w:t>|4208   |LXI H, 0834H          |21 34 08    |Immediate      |3 bytes         |HL &lt;- 0834H        |</w:t>
+        <w:t xml:space="preserve">|4208   |LXI H, </w:t>
+      </w:r>
+      <w:r>
+        <w:rPr>
+          <w:rFonts w:ascii="JetBrains Mono" w:hAnsi="JetBrains Mono" w:cs="JetBrains Mono"/>
+          <w:sz w:val="15"/>
+          <w:szCs w:val="15"/>
+        </w:rPr>
+        <w:t>2100H</w:t>
+      </w:r>
+      <w:r>
+        <w:rPr>
+          <w:rFonts w:ascii="JetBrains Mono" w:hAnsi="JetBrains Mono" w:cs="JetBrains Mono"/>
+          <w:sz w:val="15"/>
+          <w:szCs w:val="15"/>
+        </w:rPr>
+        <w:t xml:space="preserve">          |21 </w:t>
+      </w:r>
+      <w:r>
+        <w:rPr>
+          <w:rFonts w:ascii="JetBrains Mono" w:hAnsi="JetBrains Mono" w:cs="JetBrains Mono"/>
+          <w:sz w:val="15"/>
+          <w:szCs w:val="15"/>
+        </w:rPr>
+        <w:t>00 21</w:t>
+      </w:r>
+      <w:r>
+        <w:rPr>
+          <w:rFonts w:ascii="JetBrains Mono" w:hAnsi="JetBrains Mono" w:cs="JetBrains Mono"/>
+          <w:sz w:val="15"/>
+          <w:szCs w:val="15"/>
+        </w:rPr>
+        <w:t xml:space="preserve">    |Immediate      |3 bytes         |HL &lt;- </w:t>
+      </w:r>
+      <w:r>
+        <w:rPr>
+          <w:rFonts w:ascii="JetBrains Mono" w:hAnsi="JetBrains Mono" w:cs="JetBrains Mono"/>
+          <w:sz w:val="15"/>
+          <w:szCs w:val="15"/>
+        </w:rPr>
+        <w:t>2100h</w:t>
+      </w:r>
+      <w:r>
+        <w:rPr>
+          <w:rFonts w:ascii="JetBrains Mono" w:hAnsi="JetBrains Mono" w:cs="JetBrains Mono"/>
+          <w:sz w:val="15"/>
+          <w:szCs w:val="15"/>
+        </w:rPr>
+        <w:t xml:space="preserve">        |</w:t>
       </w:r>
     </w:p>
     <w:p>
@@ -6511,6 +6843,7 @@
   <w:style w:type="character" w:default="1" w:styleId="DefaultParagraphFont">
     <w:name w:val="Default Paragraph Font"/>
     <w:uiPriority w:val="1"/>
+    <w:semiHidden/>
     <w:unhideWhenUsed/>
   </w:style>
   <w:style w:type="table" w:default="1" w:styleId="TableNormal">
